--- a/testakten/starug-schutzschirm-grossbach-druckguss-erfurt/08_sparkasse_verhandlung_protokoll.docx
+++ b/testakten/starug-schutzschirm-grossbach-druckguss-erfurt/08_sparkasse_verhandlung_protokoll.docx
@@ -5,30 +5,44 @@
     <w:p>
       <w:pPr>
         <w:pStyle w:val="Heading1"/>
+        <w:spacing w:after="160" w:line="259" w:lineRule="auto"/>
       </w:pPr>
       <w:r>
         <w:rPr>
           <w:rFonts w:ascii="Times New Roman" w:hAnsi="Times New Roman"/>
+          <w:b/>
+          <w:sz w:val="28"/>
         </w:rPr>
         <w:t>08 – Verhandlungsprotokoll Sparkasse Mittelthüringen</w:t>
       </w:r>
     </w:p>
     <w:p>
       <w:pPr>
+        <w:spacing w:before="120" w:after="60" w:line="259" w:lineRule="auto"/>
         <w:jc w:val="left"/>
       </w:pPr>
       <w:r>
         <w:rPr>
-          <w:b/>
+          <w:rFonts w:ascii="Times New Roman" w:hAnsi="Times New Roman"/>
+          <w:b w:val="0"/>
+          <w:i w:val="0"/>
+          <w:sz w:val="22"/>
         </w:rPr>
         <w:t>Datum:</w:t>
       </w:r>
       <w:r>
+        <w:rPr>
+          <w:rFonts w:ascii="Times New Roman" w:hAnsi="Times New Roman"/>
+          <w:b w:val="0"/>
+          <w:i w:val="0"/>
+          <w:sz w:val="22"/>
+        </w:rPr>
         <w:t xml:space="preserve"> 10. Mai 2026, 14:00–16:30 Uhr</w:t>
       </w:r>
     </w:p>
     <w:p>
       <w:pPr>
+        <w:spacing w:line="259" w:lineRule="auto" w:after="60"/>
         <w:jc w:val="left"/>
       </w:pPr>
       <w:r>
@@ -43,11 +57,14 @@
     </w:p>
     <w:p>
       <w:pPr>
+        <w:spacing w:before="120" w:after="60" w:line="259" w:lineRule="auto"/>
         <w:jc w:val="left"/>
       </w:pPr>
       <w:r>
         <w:rPr>
+          <w:rFonts w:ascii="Times New Roman" w:hAnsi="Times New Roman"/>
           <w:b/>
+          <w:sz w:val="22"/>
         </w:rPr>
         <w:t>Teilnehmer Sparkasse:</w:t>
       </w:r>
@@ -55,34 +72,55 @@
     <w:p>
       <w:pPr>
         <w:pStyle w:val="ListBullet"/>
+        <w:spacing w:before="120" w:after="60" w:line="259" w:lineRule="auto"/>
       </w:pPr>
       <w:r>
+        <w:rPr>
+          <w:rFonts w:ascii="Times New Roman" w:hAnsi="Times New Roman"/>
+          <w:b/>
+          <w:sz w:val="22"/>
+        </w:rPr>
         <w:t>Hendrik Krause, Firmenkundenbetreuer (Leitung)</w:t>
       </w:r>
     </w:p>
     <w:p>
       <w:pPr>
         <w:pStyle w:val="ListBullet"/>
+        <w:spacing w:before="120" w:after="60" w:line="259" w:lineRule="auto"/>
       </w:pPr>
       <w:r>
+        <w:rPr>
+          <w:rFonts w:ascii="Times New Roman" w:hAnsi="Times New Roman"/>
+          <w:b/>
+          <w:sz w:val="22"/>
+        </w:rPr>
         <w:t>Frank Ott, Kreditrisikoabteilung</w:t>
       </w:r>
     </w:p>
     <w:p>
       <w:pPr>
         <w:pStyle w:val="ListBullet"/>
+        <w:spacing w:before="120" w:after="60" w:line="259" w:lineRule="auto"/>
       </w:pPr>
       <w:r>
+        <w:rPr>
+          <w:rFonts w:ascii="Times New Roman" w:hAnsi="Times New Roman"/>
+          <w:b/>
+          <w:sz w:val="22"/>
+        </w:rPr>
         <w:t>Martina Wegner, Rechtsabteilung</w:t>
       </w:r>
     </w:p>
     <w:p>
       <w:pPr>
+        <w:spacing w:before="120" w:after="60" w:line="259" w:lineRule="auto"/>
         <w:jc w:val="left"/>
       </w:pPr>
       <w:r>
         <w:rPr>
+          <w:rFonts w:ascii="Times New Roman" w:hAnsi="Times New Roman"/>
           <w:b/>
+          <w:sz w:val="22"/>
         </w:rPr>
         <w:t>Teilnehmer Mandantin:</w:t>
       </w:r>
@@ -90,6 +128,7 @@
     <w:p>
       <w:pPr>
         <w:pStyle w:val="ListBullet"/>
+        <w:spacing w:line="259" w:lineRule="auto" w:after="60"/>
       </w:pPr>
       <w:r>
         <w:t>Friedhelm Großbach, Geschäftsführer</w:t>
@@ -98,6 +137,7 @@
     <w:p>
       <w:pPr>
         <w:pStyle w:val="ListBullet"/>
+        <w:spacing w:line="259" w:lineRule="auto" w:after="60"/>
       </w:pPr>
       <w:r>
         <w:t>Bertha Großbach-Riemenschneider, Junior-GF</w:t>
@@ -105,6 +145,7 @@
     </w:p>
     <w:p>
       <w:pPr>
+        <w:spacing w:line="259" w:lineRule="auto" w:after="60"/>
         <w:jc w:val="left"/>
       </w:pPr>
       <w:r>
@@ -117,6 +158,7 @@
     <w:p>
       <w:pPr>
         <w:pStyle w:val="ListBullet"/>
+        <w:spacing w:line="259" w:lineRule="auto" w:after="60"/>
       </w:pPr>
       <w:r>
         <w:t>RA Dr. Maximilian Drosselberg (Kanzleivertreter und Sanierungsberater)</w:t>
@@ -124,6 +166,7 @@
     </w:p>
     <w:p>
       <w:pPr>
+        <w:spacing w:line="259" w:lineRule="auto" w:after="60"/>
         <w:jc w:val="left"/>
       </w:pPr>
       <w:r>
@@ -136,10 +179,15 @@
         <w:t xml:space="preserve"> RAin Claudia Feuerbach (telefonisch zugeschaltet, nicht vor Ort)</w:t>
       </w:r>
     </w:p>
-    <w:p/>
+    <w:p>
+      <w:pPr>
+        <w:spacing w:line="259" w:lineRule="auto" w:after="60"/>
+      </w:pPr>
+    </w:p>
     <w:p>
       <w:pPr>
         <w:pStyle w:val="Heading2"/>
+        <w:spacing w:line="259" w:lineRule="auto" w:after="60"/>
       </w:pPr>
       <w:r>
         <w:rPr>
@@ -150,6 +198,7 @@
     </w:p>
     <w:p>
       <w:pPr>
+        <w:spacing w:line="259" w:lineRule="auto" w:after="60"/>
         <w:jc w:val="left"/>
       </w:pPr>
       <w:r>
@@ -158,6 +207,7 @@
     </w:p>
     <w:p>
       <w:pPr>
+        <w:spacing w:line="259" w:lineRule="auto" w:after="60"/>
         <w:jc w:val="left"/>
       </w:pPr>
       <w:r>
@@ -166,6 +216,7 @@
     </w:p>
     <w:p>
       <w:pPr>
+        <w:spacing w:line="259" w:lineRule="auto" w:after="60"/>
         <w:jc w:val="left"/>
       </w:pPr>
       <w:r>
@@ -174,6 +225,7 @@
     </w:p>
     <w:p>
       <w:pPr>
+        <w:spacing w:line="259" w:lineRule="auto" w:after="60"/>
         <w:jc w:val="left"/>
       </w:pPr>
       <w:r>
@@ -182,6 +234,7 @@
     </w:p>
     <w:p>
       <w:pPr>
+        <w:spacing w:line="259" w:lineRule="auto" w:after="60"/>
         <w:jc w:val="left"/>
       </w:pPr>
       <w:r>
@@ -190,6 +243,7 @@
     </w:p>
     <w:p>
       <w:pPr>
+        <w:spacing w:line="259" w:lineRule="auto" w:after="60"/>
         <w:jc w:val="left"/>
       </w:pPr>
       <w:r>
@@ -198,6 +252,7 @@
     </w:p>
     <w:p>
       <w:pPr>
+        <w:spacing w:line="259" w:lineRule="auto" w:after="60"/>
         <w:jc w:val="left"/>
       </w:pPr>
       <w:r>
@@ -206,6 +261,7 @@
     </w:p>
     <w:p>
       <w:pPr>
+        <w:spacing w:line="259" w:lineRule="auto" w:after="60"/>
         <w:jc w:val="left"/>
       </w:pPr>
       <w:r>
@@ -214,16 +270,22 @@
     </w:p>
     <w:p>
       <w:pPr>
+        <w:spacing w:line="259" w:lineRule="auto" w:after="60"/>
         <w:jc w:val="left"/>
       </w:pPr>
       <w:r>
         <w:t>Schutzschirmantrag vorbereitet, der als „Plan B" den Sanierungsrahmen absichere.</w:t>
       </w:r>
     </w:p>
-    <w:p/>
+    <w:p>
+      <w:pPr>
+        <w:spacing w:line="259" w:lineRule="auto" w:after="60"/>
+      </w:pPr>
+    </w:p>
     <w:p>
       <w:pPr>
         <w:pStyle w:val="Heading2"/>
+        <w:spacing w:line="259" w:lineRule="auto" w:after="60"/>
       </w:pPr>
       <w:r>
         <w:rPr>
@@ -234,6 +296,7 @@
     </w:p>
     <w:p>
       <w:pPr>
+        <w:spacing w:line="259" w:lineRule="auto" w:after="60"/>
         <w:jc w:val="left"/>
       </w:pPr>
       <w:r>
@@ -491,6 +554,7 @@
     </w:tbl>
     <w:p>
       <w:pPr>
+        <w:spacing w:line="259" w:lineRule="auto" w:after="60"/>
         <w:jc w:val="left"/>
       </w:pPr>
       <w:r>
@@ -499,6 +563,7 @@
     </w:p>
     <w:p>
       <w:pPr>
+        <w:spacing w:line="259" w:lineRule="auto" w:after="60"/>
         <w:jc w:val="left"/>
       </w:pPr>
       <w:r>
@@ -507,6 +572,7 @@
     </w:p>
     <w:p>
       <w:pPr>
+        <w:spacing w:line="259" w:lineRule="auto" w:after="60"/>
         <w:jc w:val="left"/>
       </w:pPr>
       <w:r>
@@ -515,6 +581,7 @@
     </w:p>
     <w:p>
       <w:pPr>
+        <w:spacing w:line="259" w:lineRule="auto" w:after="60"/>
         <w:jc w:val="left"/>
       </w:pPr>
       <w:r>
@@ -523,6 +590,7 @@
     </w:p>
     <w:p>
       <w:pPr>
+        <w:spacing w:line="259" w:lineRule="auto" w:after="60"/>
         <w:jc w:val="left"/>
       </w:pPr>
       <w:r>
@@ -531,16 +599,22 @@
     </w:p>
     <w:p>
       <w:pPr>
+        <w:spacing w:line="259" w:lineRule="auto" w:after="60"/>
         <w:jc w:val="left"/>
       </w:pPr>
       <w:r>
         <w:t>heikler Sachverhalt (MaRisk, Basel III).</w:t>
       </w:r>
     </w:p>
-    <w:p/>
+    <w:p>
+      <w:pPr>
+        <w:spacing w:line="259" w:lineRule="auto" w:after="60"/>
+      </w:pPr>
+    </w:p>
     <w:p>
       <w:pPr>
         <w:pStyle w:val="Heading2"/>
+        <w:spacing w:line="259" w:lineRule="auto" w:after="60"/>
       </w:pPr>
       <w:r>
         <w:rPr>
@@ -551,6 +625,7 @@
     </w:p>
     <w:p>
       <w:pPr>
+        <w:spacing w:line="259" w:lineRule="auto" w:after="60"/>
         <w:jc w:val="left"/>
       </w:pPr>
       <w:r>
@@ -559,6 +634,7 @@
     </w:p>
     <w:p>
       <w:pPr>
+        <w:spacing w:line="259" w:lineRule="auto" w:after="60"/>
         <w:jc w:val="left"/>
       </w:pPr>
       <w:r>
@@ -571,6 +647,7 @@
     <w:p>
       <w:pPr>
         <w:pStyle w:val="ListBullet"/>
+        <w:spacing w:line="259" w:lineRule="auto" w:after="60"/>
       </w:pPr>
       <w:r>
         <w:t>Debt-to-Equity-Swap: Wandlung von 2.000.000 EUR in stille Beteiligung (Rückkauf ab 2030,</w:t>
@@ -578,6 +655,7 @@
     </w:p>
     <w:p>
       <w:pPr>
+        <w:spacing w:line="259" w:lineRule="auto" w:after="60"/>
         <w:jc w:val="left"/>
       </w:pPr>
       <w:r>
@@ -587,6 +665,7 @@
     <w:p>
       <w:pPr>
         <w:pStyle w:val="ListBullet"/>
+        <w:spacing w:line="259" w:lineRule="auto" w:after="60"/>
       </w:pPr>
       <w:r>
         <w:t>Rangrücktritt: 1.600.000 EUR bis 31.12.2029</w:t>
@@ -595,6 +674,7 @@
     <w:p>
       <w:pPr>
         <w:pStyle w:val="ListBullet"/>
+        <w:spacing w:line="259" w:lineRule="auto" w:after="60"/>
       </w:pPr>
       <w:r>
         <w:t>Planmäßige Rückzahlung: 1.200.000 EUR in 4 Jahresraten (2027–2030)</w:t>
@@ -603,6 +683,7 @@
     <w:p>
       <w:pPr>
         <w:pStyle w:val="ListBullet"/>
+        <w:spacing w:line="259" w:lineRule="auto" w:after="60"/>
       </w:pPr>
       <w:r>
         <w:t>Zinssatz: 1,5 % p.a. auf gesicherten Rest</w:t>
@@ -610,6 +691,7 @@
     </w:p>
     <w:p>
       <w:pPr>
+        <w:spacing w:line="259" w:lineRule="auto" w:after="60"/>
         <w:jc w:val="left"/>
       </w:pPr>
       <w:r>
@@ -618,6 +700,7 @@
     </w:p>
     <w:p>
       <w:pPr>
+        <w:spacing w:line="259" w:lineRule="auto" w:after="60"/>
         <w:jc w:val="left"/>
       </w:pPr>
       <w:r>
@@ -626,6 +709,7 @@
     </w:p>
     <w:p>
       <w:pPr>
+        <w:spacing w:line="259" w:lineRule="auto" w:after="60"/>
         <w:jc w:val="left"/>
       </w:pPr>
       <w:r>
@@ -634,6 +718,7 @@
     </w:p>
     <w:p>
       <w:pPr>
+        <w:spacing w:line="259" w:lineRule="auto" w:after="60"/>
         <w:jc w:val="left"/>
       </w:pPr>
       <w:r>
@@ -642,6 +727,7 @@
     </w:p>
     <w:p>
       <w:pPr>
+        <w:spacing w:line="259" w:lineRule="auto" w:after="60"/>
         <w:jc w:val="left"/>
       </w:pPr>
       <w:r>
@@ -650,16 +736,22 @@
     </w:p>
     <w:p>
       <w:pPr>
+        <w:spacing w:line="259" w:lineRule="auto" w:after="60"/>
         <w:jc w:val="left"/>
       </w:pPr>
       <w:r>
         <w:t>beauftragen. Einigung: WSP-Gutachten Immobilien Erfurt bis 25.05.2026.</w:t>
       </w:r>
     </w:p>
-    <w:p/>
+    <w:p>
+      <w:pPr>
+        <w:spacing w:line="259" w:lineRule="auto" w:after="60"/>
+      </w:pPr>
+    </w:p>
     <w:p>
       <w:pPr>
         <w:pStyle w:val="Heading2"/>
+        <w:spacing w:line="259" w:lineRule="auto" w:after="60"/>
       </w:pPr>
       <w:r>
         <w:rPr>
@@ -670,6 +762,7 @@
     </w:p>
     <w:p>
       <w:pPr>
+        <w:spacing w:line="259" w:lineRule="auto" w:after="60"/>
         <w:jc w:val="left"/>
       </w:pPr>
       <w:r>
@@ -678,6 +771,7 @@
     </w:p>
     <w:p>
       <w:pPr>
+        <w:spacing w:line="259" w:lineRule="auto" w:after="60"/>
         <w:jc w:val="left"/>
       </w:pPr>
       <w:r>
@@ -686,6 +780,7 @@
     </w:p>
     <w:p>
       <w:pPr>
+        <w:spacing w:line="259" w:lineRule="auto" w:after="60"/>
         <w:jc w:val="left"/>
       </w:pPr>
       <w:r>
@@ -694,6 +789,7 @@
     </w:p>
     <w:p>
       <w:pPr>
+        <w:spacing w:line="259" w:lineRule="auto" w:after="60"/>
         <w:jc w:val="left"/>
       </w:pPr>
       <w:r>
@@ -702,6 +798,7 @@
     </w:p>
     <w:p>
       <w:pPr>
+        <w:spacing w:line="259" w:lineRule="auto" w:after="60"/>
         <w:jc w:val="left"/>
       </w:pPr>
       <w:r>
@@ -710,6 +807,7 @@
     </w:p>
     <w:p>
       <w:pPr>
+        <w:spacing w:line="259" w:lineRule="auto" w:after="60"/>
         <w:jc w:val="left"/>
       </w:pPr>
       <w:r>
@@ -718,6 +816,7 @@
     </w:p>
     <w:p>
       <w:pPr>
+        <w:spacing w:line="259" w:lineRule="auto" w:after="60"/>
         <w:jc w:val="left"/>
       </w:pPr>
       <w:r>
@@ -726,6 +825,7 @@
     </w:p>
     <w:p>
       <w:pPr>
+        <w:spacing w:line="259" w:lineRule="auto" w:after="60"/>
         <w:jc w:val="left"/>
       </w:pPr>
       <w:r>
@@ -734,16 +834,22 @@
     </w:p>
     <w:p>
       <w:pPr>
+        <w:spacing w:line="259" w:lineRule="auto" w:after="60"/>
         <w:jc w:val="left"/>
       </w:pPr>
       <w:r>
         <w:t>Bitte übermitteln Sie uns dazu schriftlich eine Aufstellung."</w:t>
       </w:r>
     </w:p>
-    <w:p/>
+    <w:p>
+      <w:pPr>
+        <w:spacing w:line="259" w:lineRule="auto" w:after="60"/>
+      </w:pPr>
+    </w:p>
     <w:p>
       <w:pPr>
         <w:pStyle w:val="Heading2"/>
+        <w:spacing w:line="259" w:lineRule="auto" w:after="60"/>
       </w:pPr>
       <w:r>
         <w:rPr>
@@ -1077,6 +1183,7 @@
     </w:tbl>
     <w:p>
       <w:pPr>
+        <w:spacing w:line="259" w:lineRule="auto" w:after="60"/>
         <w:jc w:val="left"/>
       </w:pPr>
       <w:r>
@@ -1088,6 +1195,7 @@
     </w:p>
     <w:p>
       <w:pPr>
+        <w:spacing w:line="259" w:lineRule="auto" w:after="60"/>
         <w:jc w:val="left"/>
       </w:pPr>
       <w:r>
@@ -1096,6 +1204,7 @@
     </w:p>
     <w:p>
       <w:pPr>
+        <w:spacing w:line="259" w:lineRule="auto" w:after="60"/>
         <w:jc w:val="left"/>
       </w:pPr>
       <w:r>
@@ -1104,16 +1213,22 @@
     </w:p>
     <w:p>
       <w:pPr>
+        <w:spacing w:line="259" w:lineRule="auto" w:after="60"/>
         <w:jc w:val="left"/>
       </w:pPr>
       <w:r>
         <w:t>und kein weiterer Covenant-Verstoß eintritt (Vermögensminderung &gt; 5 % per Einzeltransaktion).</w:t>
       </w:r>
     </w:p>
-    <w:p/>
+    <w:p>
+      <w:pPr>
+        <w:spacing w:line="259" w:lineRule="auto" w:after="60"/>
+      </w:pPr>
+    </w:p>
     <w:p>
       <w:pPr>
         <w:pStyle w:val="Heading2"/>
+        <w:spacing w:line="259" w:lineRule="auto" w:after="60"/>
       </w:pPr>
       <w:r>
         <w:rPr>
@@ -1124,6 +1239,7 @@
     </w:p>
     <w:p>
       <w:pPr>
+        <w:spacing w:line="259" w:lineRule="auto" w:after="60"/>
         <w:jc w:val="left"/>
       </w:pPr>
       <w:r>
@@ -1132,6 +1248,7 @@
     </w:p>
     <w:p>
       <w:pPr>
+        <w:spacing w:line="259" w:lineRule="auto" w:after="60"/>
         <w:jc w:val="left"/>
       </w:pPr>
       <w:r>
@@ -1140,6 +1257,7 @@
     </w:p>
     <w:p>
       <w:pPr>
+        <w:spacing w:line="259" w:lineRule="auto" w:after="60"/>
         <w:jc w:val="left"/>
       </w:pPr>
       <w:r>
@@ -1148,6 +1266,7 @@
     </w:p>
     <w:p>
       <w:pPr>
+        <w:spacing w:line="259" w:lineRule="auto" w:after="60"/>
         <w:jc w:val="left"/>
       </w:pPr>
       <w:r>
@@ -1156,6 +1275,7 @@
     </w:p>
     <w:p>
       <w:pPr>
+        <w:spacing w:line="259" w:lineRule="auto" w:after="60"/>
         <w:jc w:val="left"/>
       </w:pPr>
       <w:r>
@@ -1170,15 +1290,21 @@
     </w:p>
     <w:p>
       <w:pPr>
+        <w:spacing w:line="259" w:lineRule="auto" w:after="60"/>
         <w:jc w:val="left"/>
       </w:pPr>
       <w:r>
         <w:t>aussichtslos" bewerten und die Kündigung vollziehen. Daher muss das Gutachten überzeugend sein.</w:t>
       </w:r>
     </w:p>
-    <w:p/>
     <w:p>
       <w:pPr>
+        <w:spacing w:line="259" w:lineRule="auto" w:after="60"/>
+      </w:pPr>
+    </w:p>
+    <w:p>
+      <w:pPr>
+        <w:spacing w:line="259" w:lineRule="auto" w:after="60"/>
         <w:jc w:val="left"/>
       </w:pPr>
       <w:r>
@@ -1190,6 +1316,7 @@
     </w:p>
     <w:p>
       <w:pPr>
+        <w:spacing w:line="259" w:lineRule="auto" w:after="60"/>
         <w:jc w:val="left"/>
       </w:pPr>
       <w:r>
@@ -1201,6 +1328,7 @@
     </w:p>
     <w:p>
       <w:pPr>
+        <w:spacing w:line="259" w:lineRule="auto" w:after="60"/>
         <w:jc w:val="left"/>
       </w:pPr>
       <w:r>
@@ -1211,13 +1339,58 @@
       </w:r>
     </w:p>
     <w:sectPr>
+      <w:headerReference w:type="default" r:id="rId9"/>
+      <w:footerReference w:type="default" r:id="rId10"/>
       <w:pgSz w:w="11906" w:h="16838"/>
-      <w:pgMar w:top="1417" w:right="1417" w:bottom="1417" w:left="1417" w:header="720" w:footer="720" w:gutter="0"/>
+      <w:pgMar w:top="1191" w:right="1247" w:bottom="1134" w:left="1361" w:header="720" w:footer="720" w:gutter="0"/>
       <w:cols w:space="720"/>
       <w:docGrid w:linePitch="360"/>
     </w:sectPr>
   </w:body>
 </w:document>
+</file>
+
+<file path=word/footer1.xml><?xml version="1.0" encoding="utf-8"?>
+<w:ftr xmlns:m="http://schemas.openxmlformats.org/officeDocument/2006/math" xmlns:mc="http://schemas.openxmlformats.org/markup-compatibility/2006" xmlns:mo="http://schemas.microsoft.com/office/mac/office/2008/main" xmlns:mv="urn:schemas-microsoft-com:mac:vml" xmlns:o="urn:schemas-microsoft-com:office:office" xmlns:r="http://schemas.openxmlformats.org/officeDocument/2006/relationships" xmlns:v="urn:schemas-microsoft-com:vml" xmlns:w10="urn:schemas-microsoft-com:office:word" xmlns:w14="http://schemas.microsoft.com/office/word/2010/wordml" xmlns:w="http://schemas.openxmlformats.org/wordprocessingml/2006/main" xmlns:wne="http://schemas.microsoft.com/office/word/2006/wordml" xmlns:wp14="http://schemas.microsoft.com/office/word/2010/wordprocessingDrawing" xmlns:wp="http://schemas.openxmlformats.org/drawingml/2006/wordprocessingDrawing" xmlns:wpc="http://schemas.microsoft.com/office/word/2010/wordprocessingCanvas" xmlns:wpg="http://schemas.microsoft.com/office/word/2010/wordprocessingGroup" xmlns:wpi="http://schemas.microsoft.com/office/word/2010/wordprocessingInk" xmlns:wps="http://schemas.microsoft.com/office/word/2010/wordprocessingShape" mc:Ignorable="w14 wp14">
+  <w:p>
+    <w:pPr>
+      <w:pStyle w:val="Footer"/>
+      <w:jc w:val="left"/>
+    </w:pPr>
+    <w:r/>
+    <w:r>
+      <w:rPr>
+        <w:rFonts w:ascii="Times New Roman" w:hAnsi="Times New Roman"/>
+        <w:b w:val="0"/>
+        <w:color w:val="777777"/>
+        <w:sz w:val="17"/>
+      </w:rPr>
+      <w:t>Vertraulich | Bearbeitungsstand Juli 2026 | nur zur Aktenbearbeitung</w:t>
+    </w:r>
+  </w:p>
+</w:ftr>
+</file>
+
+<file path=word/header1.xml><?xml version="1.0" encoding="utf-8"?>
+<w:hdr xmlns:m="http://schemas.openxmlformats.org/officeDocument/2006/math" xmlns:mc="http://schemas.openxmlformats.org/markup-compatibility/2006" xmlns:mo="http://schemas.microsoft.com/office/mac/office/2008/main" xmlns:mv="urn:schemas-microsoft-com:mac:vml" xmlns:o="urn:schemas-microsoft-com:office:office" xmlns:r="http://schemas.openxmlformats.org/officeDocument/2006/relationships" xmlns:v="urn:schemas-microsoft-com:vml" xmlns:w10="urn:schemas-microsoft-com:office:word" xmlns:w14="http://schemas.microsoft.com/office/word/2010/wordml" xmlns:w="http://schemas.openxmlformats.org/wordprocessingml/2006/main" xmlns:wne="http://schemas.microsoft.com/office/word/2006/wordml" xmlns:wp14="http://schemas.microsoft.com/office/word/2010/wordprocessingDrawing" xmlns:wp="http://schemas.openxmlformats.org/drawingml/2006/wordprocessingDrawing" xmlns:wpc="http://schemas.microsoft.com/office/word/2010/wordprocessingCanvas" xmlns:wpg="http://schemas.microsoft.com/office/word/2010/wordprocessingGroup" xmlns:wpi="http://schemas.microsoft.com/office/word/2010/wordprocessingInk" xmlns:wps="http://schemas.microsoft.com/office/word/2010/wordprocessingShape" mc:Ignorable="w14 wp14">
+  <w:p>
+    <w:pPr>
+      <w:pStyle w:val="Header"/>
+      <w:jc w:val="left"/>
+    </w:pPr>
+    <w:r/>
+    <w:r>
+      <w:rPr>
+        <w:rFonts w:ascii="Times New Roman" w:hAnsi="Times New Roman"/>
+        <w:b w:val="0"/>
+        <w:i w:val="0"/>
+        <w:color w:val="666666"/>
+        <w:sz w:val="17"/>
+      </w:rPr>
+      <w:t>Lindenhof und Partner mbB | Insolvenz- und Restrukturierungsakte | Bearbeitungsstand Juli 2026</w:t>
+    </w:r>
+  </w:p>
+</w:hdr>
 </file>
 
 <file path=word/numbering.xml><?xml version="1.0" encoding="utf-8"?>
@@ -1934,11 +2107,12 @@
       <w:contextualSpacing/>
     </w:pPr>
     <w:rPr>
-      <w:rFonts w:asciiTheme="majorHAnsi" w:eastAsiaTheme="majorEastAsia" w:hAnsiTheme="majorHAnsi" w:cstheme="majorBidi"/>
+      <w:rFonts w:asciiTheme="majorHAnsi" w:eastAsiaTheme="majorEastAsia" w:hAnsiTheme="majorHAnsi" w:cstheme="majorBidi" w:ascii="Times New Roman" w:hAnsi="Times New Roman"/>
+      <w:b/>
       <w:color w:val="17365D" w:themeColor="text2" w:themeShade="BF"/>
       <w:spacing w:val="5"/>
       <w:kern w:val="28"/>
-      <w:sz w:val="52"/>
+      <w:sz w:val="30"/>
       <w:szCs w:val="52"/>
     </w:rPr>
   </w:style>
